--- a/deliverables/presentation/ppt/오이소창원_발표자료_스크립트_20261004.docx
+++ b/deliverables/presentation/ppt/오이소창원_발표자료_스크립트_20261004.docx
@@ -2623,7 +2623,7 @@
         </w:rPr>
         <w:t xml:space="preserve">마무리: 로고 + “창원에서 너의 내일을 응원해!” + 큰 QR + 앱 주소 </w:t>
       </w:r>
-      <w:hyperlink w:history="1" r:id="rIdlbw4wguuefoqh-pfw8xxe">
+      <w:hyperlink w:history="1" r:id="rIdmqyyfj5p0hu6gepd1rv4s">
         <w:r>
           <w:rPr>
             <w:rStyle w:val="Hyperlink"/>
@@ -2642,7 +2642,7 @@
         </w:rPr>
         <w:t xml:space="preserve"> + GitHub </w:t>
       </w:r>
-      <w:hyperlink w:history="1" r:id="rId-opl5w3uonpnf-axjtlq5">
+      <w:hyperlink w:history="1" r:id="rId6qdonnbb7geiketlbcuxa">
         <w:r>
           <w:rPr>
             <w:rStyle w:val="Hyperlink"/>

--- a/deliverables/presentation/ppt/오이소창원_발표자료_스크립트_20261004.docx
+++ b/deliverables/presentation/ppt/오이소창원_발표자료_스크립트_20261004.docx
@@ -125,7 +125,7 @@
           <w:sz w:val="19"/>
           <w:szCs w:val="19"/>
         </w:rPr>
-        <w:t xml:space="preserve">최종산출물 5(발표자료, 별지 3, 10장 이내)로 먼저 </w:t>
+        <w:t xml:space="preserve">발표자료(제출5, 별지 3, 10장 이내 — 본선 선정 시 발표)로 먼저 </w:t>
       </w:r>
       <w:r>
         <w:rPr>
@@ -161,7 +161,7 @@
           <w:sz w:val="19"/>
           <w:szCs w:val="19"/>
         </w:rPr>
-        <w:t xml:space="preserve">를 더합니다. 본선 발표는 10/12(월), 발표·시연 6분 + 질의응답 2분, 시연은 제출한 시연영상으로 합니다.</w:t>
+        <w:t xml:space="preserve">를 더합니다. 본선 발표는 10/12(월), 발표 및 시연 6분 + 질의응답 2분, 시연은 제출한 시연영상으로 합니다.</w:t>
       </w:r>
     </w:p>
     <w:p>
@@ -1867,7 +1867,7 @@
           <w:sz w:val="19"/>
           <w:szCs w:val="19"/>
         </w:rPr>
-        <w:t xml:space="preserve">그림: screenshots/after_development/최종구현사진/01_PC_홈_처음방문.png(오른쪽에 작게, 휴대폰 08번을 겹쳐 배치 가능)</w:t>
+        <w:t xml:space="preserve">그림: screenshots/during_development/작업과정_20261004_최종구현사진/01_PC_홈_처음방문.png(오른쪽에 작게, 휴대폰 08번을 겹쳐 배치 가능)</w:t>
       </w:r>
     </w:p>
     <w:p>
@@ -2343,15 +2343,15 @@
           <w:sz w:val="19"/>
           <w:szCs w:val="19"/>
         </w:rPr>
-        <w:t xml:space="preserve">33번</w:t>
-      </w:r>
-      <w:r>
-        <w:rPr>
-          <w:rFonts w:ascii="Malgun Gothic" w:cs="Malgun Gothic" w:eastAsia="Malgun Gothic" w:hAnsi="Malgun Gothic"/>
-          <w:sz w:val="19"/>
-          <w:szCs w:val="19"/>
-        </w:rPr>
-        <w:t xml:space="preserve"> 팀 자체 테스트 · 지적 83건 모두 반영 / </w:t>
+        <w:t xml:space="preserve">37번</w:t>
+      </w:r>
+      <w:r>
+        <w:rPr>
+          <w:rFonts w:ascii="Malgun Gothic" w:cs="Malgun Gothic" w:eastAsia="Malgun Gothic" w:hAnsi="Malgun Gothic"/>
+          <w:sz w:val="19"/>
+          <w:szCs w:val="19"/>
+        </w:rPr>
+        <w:t xml:space="preserve"> 팀 자체 테스트 · 지적 87건 모두 반영 / </w:t>
       </w:r>
       <w:r>
         <w:rPr>
@@ -2459,7 +2459,7 @@
           <w:sz w:val="19"/>
           <w:szCs w:val="19"/>
         </w:rPr>
-        <w:t xml:space="preserve">실사용자 의견 반영 예: 조건 칸 설명 항상 표시, 생활 정보 안내·목록 돌아가기, 첫 화면·세부 화면 새 디자인</w:t>
+        <w:t xml:space="preserve">실사용자 의견 반영 예: 조건 칸 설명 항상 표시, 생활 정보 안내·목록 돌아가기, 첫 화면·세부 화면 새 디자인(10/4), 팀장 UX/UI 개선(10/5)</w:t>
       </w:r>
     </w:p>
     <w:p>
@@ -2623,7 +2623,7 @@
         </w:rPr>
         <w:t xml:space="preserve">마무리: 로고 + “창원에서 너의 내일을 응원해!” + 큰 QR + 앱 주소 </w:t>
       </w:r>
-      <w:hyperlink w:history="1" r:id="rIdmqyyfj5p0hu6gepd1rv4s">
+      <w:hyperlink w:history="1" r:id="rId8c5pj4_unhj9jytkctkyl">
         <w:r>
           <w:rPr>
             <w:rStyle w:val="Hyperlink"/>
@@ -2642,7 +2642,7 @@
         </w:rPr>
         <w:t xml:space="preserve"> + GitHub </w:t>
       </w:r>
-      <w:hyperlink w:history="1" r:id="rId6qdonnbb7geiketlbcuxa">
+      <w:hyperlink w:history="1" r:id="rId7tzdhkfsnopv6gk2km0pv">
         <w:r>
           <w:rPr>
             <w:rStyle w:val="Hyperlink"/>

--- a/deliverables/presentation/ppt/오이소창원_발표자료_스크립트_20261004.docx
+++ b/deliverables/presentation/ppt/오이소창원_발표자료_스크립트_20261004.docx
@@ -1867,7 +1867,7 @@
           <w:sz w:val="19"/>
           <w:szCs w:val="19"/>
         </w:rPr>
-        <w:t xml:space="preserve">그림: screenshots/during_development/작업과정_20261004_최종구현사진/01_PC_홈_처음방문.png(오른쪽에 작게, 휴대폰 08번을 겹쳐 배치 가능)</w:t>
+        <w:t xml:space="preserve">그림: screenshots/after_development/최종완료사진_1005/01_PC_홈.png(오른쪽에 작게, 휴대폰 첫 화면을 겹쳐 배치 가능)</w:t>
       </w:r>
     </w:p>
     <w:p>
@@ -2096,7 +2096,7 @@
           <w:sz w:val="19"/>
           <w:szCs w:val="19"/>
         </w:rPr>
-        <w:t xml:space="preserve">  - ① 창원 청년 맞춤형 혜택 알림 — 정책 24건 4단계 판정, 이유·지금 할 일·공식 링크 (02_PC_맞춤혜택.png)</w:t>
+        <w:t xml:space="preserve">  - ① 창원 청년 맞춤형 혜택 알림 — 정책 24건 4단계 판정, 이유·지금 할 일·공식 링크 (03_PC_맞춤혜택.png)</w:t>
       </w:r>
     </w:p>
     <w:p>
@@ -2109,7 +2109,7 @@
           <w:sz w:val="19"/>
           <w:szCs w:val="19"/>
         </w:rPr>
-        <w:t xml:space="preserve">  - ② 생활 정보 안내 및 일정 편성 — 180일 일정·할 일 26개·생활 정보 60곳, 📅 캘린더·📄 리포트·✉️ 이메일 알림 (03_PC_정착일정.png)</w:t>
+        <w:t xml:space="preserve">  - ② 생활 정보 안내 및 일정 편성 — 180일 일정·할 일 26개·생활 정보 60곳, 📅 캘린더·📄 리포트·✉️ 이메일 알림 (05_PC_정착일정_1-6개월.png)</w:t>
       </w:r>
     </w:p>
     <w:p>
@@ -2122,7 +2122,7 @@
           <w:sz w:val="19"/>
           <w:szCs w:val="19"/>
         </w:rPr>
-        <w:t xml:space="preserve">  - ③ 불편사항 행정 접수안내 — 6단계 분류, 긴급은 AI 없이 112·119 (05_PC_불편사항_결과.png)</w:t>
+        <w:t xml:space="preserve">  - ③ 불편사항 행정 접수안내 — 6단계 분류, 긴급은 AI 없이 112·119 (08_PC_불편사항.png)</w:t>
       </w:r>
     </w:p>
     <w:p>
@@ -2135,7 +2135,7 @@
           <w:sz w:val="19"/>
           <w:szCs w:val="19"/>
         </w:rPr>
-        <w:t xml:space="preserve">  - ④ 창원 지역말 번역 — 공식 사전 2,253개, 사전 밖은 짐작하지 않음 (06_PC_지역말_결과.png)</w:t>
+        <w:t xml:space="preserve">  - ④ 창원 지역말 번역 — 공식 사전 2,253개, 사전 밖은 짐작하지 않음 (09_PC_지역말.png)</w:t>
       </w:r>
     </w:p>
     <w:p>
@@ -2279,7 +2279,7 @@
           <w:sz w:val="19"/>
           <w:szCs w:val="19"/>
         </w:rPr>
-        <w:t xml:space="preserve">그림(영상을 못 넣을 때): 07_PC_물어보기_야경.png(Agent 실행 기록) + 11_모바일_정착일정.jpg</w:t>
+        <w:t xml:space="preserve">그림(영상을 못 넣을 때): 10_PC_물어보기.png(Agent 실행 기록) + 11_모바일_정착일정.jpg</w:t>
       </w:r>
     </w:p>
     <w:p>
@@ -2343,15 +2343,15 @@
           <w:sz w:val="19"/>
           <w:szCs w:val="19"/>
         </w:rPr>
-        <w:t xml:space="preserve">37번</w:t>
-      </w:r>
-      <w:r>
-        <w:rPr>
-          <w:rFonts w:ascii="Malgun Gothic" w:cs="Malgun Gothic" w:eastAsia="Malgun Gothic" w:hAnsi="Malgun Gothic"/>
-          <w:sz w:val="19"/>
-          <w:szCs w:val="19"/>
-        </w:rPr>
-        <w:t xml:space="preserve"> 팀 자체 테스트 · 지적 87건 모두 반영 / </w:t>
+        <w:t xml:space="preserve">38번</w:t>
+      </w:r>
+      <w:r>
+        <w:rPr>
+          <w:rFonts w:ascii="Malgun Gothic" w:cs="Malgun Gothic" w:eastAsia="Malgun Gothic" w:hAnsi="Malgun Gothic"/>
+          <w:sz w:val="19"/>
+          <w:szCs w:val="19"/>
+        </w:rPr>
+        <w:t xml:space="preserve"> 팀 자체 테스트 · 지적 88건 모두 반영 / </w:t>
       </w:r>
       <w:r>
         <w:rPr>
@@ -2623,7 +2623,7 @@
         </w:rPr>
         <w:t xml:space="preserve">마무리: 로고 + “창원에서 너의 내일을 응원해!” + 큰 QR + 앱 주소 </w:t>
       </w:r>
-      <w:hyperlink w:history="1" r:id="rId8c5pj4_unhj9jytkctkyl">
+      <w:hyperlink w:history="1" r:id="rId3v4brni95-cvj8sanejzl">
         <w:r>
           <w:rPr>
             <w:rStyle w:val="Hyperlink"/>
@@ -2642,7 +2642,7 @@
         </w:rPr>
         <w:t xml:space="preserve"> + GitHub </w:t>
       </w:r>
-      <w:hyperlink w:history="1" r:id="rId7tzdhkfsnopv6gk2km0pv">
+      <w:hyperlink w:history="1" r:id="rId3klc7ik2d9uvl5jm2avlb">
         <w:r>
           <w:rPr>
             <w:rStyle w:val="Hyperlink"/>

--- a/deliverables/presentation/ppt/오이소창원_발표자료_스크립트_20261004.docx
+++ b/deliverables/presentation/ppt/오이소창원_발표자료_스크립트_20261004.docx
@@ -1867,7 +1867,7 @@
           <w:sz w:val="19"/>
           <w:szCs w:val="19"/>
         </w:rPr>
-        <w:t xml:space="preserve">그림: screenshots/after_development/최종완료사진_1005/01_PC_홈.png(오른쪽에 작게, 휴대폰 첫 화면을 겹쳐 배치 가능)</w:t>
+        <w:t xml:space="preserve">그림: screenshots/after_development/최종완료사진_1005/01_PC_홈.png(오른쪽에 작게, 휴대폰 11_모바일_홈.jpg을 겹쳐 배치 가능)</w:t>
       </w:r>
     </w:p>
     <w:p>
@@ -2047,7 +2047,7 @@
           <w:sz w:val="19"/>
           <w:szCs w:val="19"/>
         </w:rPr>
-        <w:t xml:space="preserve">그림: 휴대폰 09_모바일_나의조건.jpg</w:t>
+        <w:t xml:space="preserve">그림: 휴대폰 13_모바일_나의조건.jpg</w:t>
       </w:r>
     </w:p>
     <w:p>
@@ -2279,7 +2279,7 @@
           <w:sz w:val="19"/>
           <w:szCs w:val="19"/>
         </w:rPr>
-        <w:t xml:space="preserve">그림(영상을 못 넣을 때): 10_PC_물어보기.png(Agent 실행 기록) + 11_모바일_정착일정.jpg</w:t>
+        <w:t xml:space="preserve">그림(영상을 못 넣을 때): 10_PC_물어보기.png(Agent 실행 기록) + 15_모바일_정착일정.jpg</w:t>
       </w:r>
     </w:p>
     <w:p>
@@ -2623,7 +2623,7 @@
         </w:rPr>
         <w:t xml:space="preserve">마무리: 로고 + “창원에서 너의 내일을 응원해!” + 큰 QR + 앱 주소 </w:t>
       </w:r>
-      <w:hyperlink w:history="1" r:id="rId3v4brni95-cvj8sanejzl">
+      <w:hyperlink w:history="1" r:id="rIde5smvzek5dlqkd6ducl2s">
         <w:r>
           <w:rPr>
             <w:rStyle w:val="Hyperlink"/>
@@ -2642,7 +2642,7 @@
         </w:rPr>
         <w:t xml:space="preserve"> + GitHub </w:t>
       </w:r>
-      <w:hyperlink w:history="1" r:id="rId3klc7ik2d9uvl5jm2avlb">
+      <w:hyperlink w:history="1" r:id="rIdyj8gpjkkx-lscsu0esjiu">
         <w:r>
           <w:rPr>
             <w:rStyle w:val="Hyperlink"/>
